--- a/static/downloads/es/docx/layer-2/authority-registry.docx
+++ b/static/downloads/es/docx/layer-2/authority-registry.docx
@@ -87,7 +87,7 @@
         <w:t xml:space="preserve"> </w:t>
       </w:r>
       <w:r>
-        <w:t xml:space="preserve">2026-06-26</w:t>
+        <w:t xml:space="preserve">2026-07-07</w:t>
       </w:r>
     </w:p>
     <w:p>
@@ -238,10 +238,10 @@
     </w:p>
     <w:p>
       <w:pPr>
-        <w:pStyle w:val="BlockText"/>
-      </w:pPr>
-      <w:r>
-        <w:t xml:space="preserve">Enumera todos los roles, círculos u órganos que poseen autoridad de toma de decisiones, junto con su alcance explícito, límites y duración del mandato.</w:t>
+        <w:pStyle w:val="FirstParagraph"/>
+      </w:pPr>
+      <w:r>
+        <w:t xml:space="preserve">&gt; Enumera todos los roles, círculos u órganos que poseen autoridad de toma de decisiones, junto con su alcance explícito, límites y duración del mandato.</w:t>
       </w:r>
     </w:p>
     <w:p>
@@ -387,8 +387,14 @@
     </w:p>
     <w:p>
       <w:pPr>
-        <w:pStyle w:val="BlockText"/>
-      </w:pPr>
+        <w:pStyle w:val="BodyText"/>
+      </w:pPr>
+      <w:r>
+        <w:t xml:space="preserve">&gt;</w:t>
+      </w:r>
+      <w:r>
+        <w:t xml:space="preserve"> </w:t>
+      </w:r>
       <w:r>
         <w:rPr>
           <w:b/>
@@ -396,19 +402,29 @@
         </w:rPr>
         <w:t xml:space="preserve">Justificación — ¿Por qué documentar cada autoridad por escrito</w:t>
       </w:r>
-    </w:p>
-    <w:p>
-      <w:pPr>
-        <w:pStyle w:val="BlockText"/>
-      </w:pPr>
-      <w:r>
-        <w:t xml:space="preserve">La autoridad que no se registra explícitamente se llena por defecto — por quien lleva más tiempo, habla más fuerte o controla las llaves. Un registro único que nombre cada rol, delimite su alcance, establezca sus límites y vincule su base a un acto de delegación hace que la acción no autorizada sea detectable e impide que la autoridad se derive del carisma, la antigüedad o la propiedad.</w:t>
-      </w:r>
-    </w:p>
-    <w:p>
-      <w:pPr>
-        <w:pStyle w:val="BlockText"/>
-      </w:pPr>
+      <w:r>
+        <w:t xml:space="preserve"> </w:t>
+      </w:r>
+      <w:r>
+        <w:t xml:space="preserve">&gt;</w:t>
+      </w:r>
+      <w:r>
+        <w:t xml:space="preserve"> </w:t>
+      </w:r>
+      <w:r>
+        <w:t xml:space="preserve">&gt; La autoridad que no se registra explícitamente se llena por defecto — por quien lleva más tiempo, habla más fuerte o controla las llaves. Un registro único que nombre cada rol, delimite su alcance, establezca sus límites y vincule su base a un acto de delegación hace que la acción no autorizada sea detectable e impide que la autoridad se derive del carisma, la antigüedad o la propiedad.</w:t>
+      </w:r>
+    </w:p>
+    <w:p>
+      <w:pPr>
+        <w:pStyle w:val="BodyText"/>
+      </w:pPr>
+      <w:r>
+        <w:t xml:space="preserve">&gt;</w:t>
+      </w:r>
+      <w:r>
+        <w:t xml:space="preserve"> </w:t>
+      </w:r>
       <w:r>
         <w:rPr>
           <w:b/>
@@ -416,13 +432,17 @@
         </w:rPr>
         <w:t xml:space="preserve">Instrucciones — Cómo rellenar esto</w:t>
       </w:r>
-    </w:p>
-    <w:p>
-      <w:pPr>
-        <w:pStyle w:val="BlockText"/>
-      </w:pPr>
-      <w:r>
-        <w:t xml:space="preserve">Para cada rol, órgano o círculo que posea autoridad, enumera el alcance de autoridad, los límites estrictos, la duración del mandato y la base (estado de membresía, acto de delegación, etc.). El cuerpo colectivo de Miembros Plenos es en sí mismo una autoridad y pertenece a esta tabla.</w:t>
+      <w:r>
+        <w:t xml:space="preserve"> </w:t>
+      </w:r>
+      <w:r>
+        <w:t xml:space="preserve">&gt;</w:t>
+      </w:r>
+      <w:r>
+        <w:t xml:space="preserve"> </w:t>
+      </w:r>
+      <w:r>
+        <w:t xml:space="preserve">&gt; Para cada rol, órgano o círculo que posea autoridad, enumera el alcance de autoridad, los límites estrictos, la duración del mandato y la base (estado de membresía, acto de delegación, etc.). El cuerpo colectivo de Miembros Plenos es en sí mismo una autoridad y pertenece a esta tabla.</w:t>
       </w:r>
     </w:p>
     <w:tbl>
@@ -520,6 +540,13 @@
             <w:pPr>
               <w:pStyle w:val="Compact"/>
             </w:pPr>
+            <w:r>
+              <w:rPr>
+                <w:i/>
+                <w:iCs/>
+              </w:rPr>
+              <w:t xml:space="preserve">&lt;alcance&gt;</w:t>
+            </w:r>
           </w:p>
         </w:tc>
         <w:tc>
@@ -590,6 +617,13 @@
             <w:pPr>
               <w:pStyle w:val="Compact"/>
             </w:pPr>
+            <w:r>
+              <w:rPr>
+                <w:i/>
+                <w:iCs/>
+              </w:rPr>
+              <w:t xml:space="preserve">&lt;alcance&gt;</w:t>
+            </w:r>
           </w:p>
         </w:tc>
         <w:tc>
@@ -660,6 +694,13 @@
             <w:pPr>
               <w:pStyle w:val="Compact"/>
             </w:pPr>
+            <w:r>
+              <w:rPr>
+                <w:i/>
+                <w:iCs/>
+              </w:rPr>
+              <w:t xml:space="preserve">&lt;alcance&gt;</w:t>
+            </w:r>
           </w:p>
         </w:tc>
         <w:tc>
@@ -698,6 +739,13 @@
             <w:pPr>
               <w:pStyle w:val="Compact"/>
             </w:pPr>
+            <w:r>
+              <w:rPr>
+                <w:i/>
+                <w:iCs/>
+              </w:rPr>
+              <w:t xml:space="preserve">&lt;base&gt;</w:t>
+            </w:r>
           </w:p>
         </w:tc>
       </w:tr>
@@ -781,8 +829,14 @@
     </w:tbl>
     <w:p>
       <w:pPr>
-        <w:pStyle w:val="BlockText"/>
-      </w:pPr>
+        <w:pStyle w:val="BodyText"/>
+      </w:pPr>
+      <w:r>
+        <w:t xml:space="preserve">&gt;</w:t>
+      </w:r>
+      <w:r>
+        <w:t xml:space="preserve"> </w:t>
+      </w:r>
       <w:r>
         <w:rPr>
           <w:b/>
@@ -799,16 +853,16 @@
     </w:p>
     <w:p>
       <w:pPr>
-        <w:pStyle w:val="BlockText"/>
-      </w:pPr>
-      <w:r>
-        <w:t xml:space="preserve">La autoridad NO DEBE derivarse del carisma, la antigüedad, la propiedad o la influencia informal.</w:t>
-      </w:r>
-      <w:r>
-        <w:t xml:space="preserve"> </w:t>
-      </w:r>
-      <w:r>
-        <w:t xml:space="preserve">La autoridad temporal o de emergencia DEBE definirse explícitamente, estar acotada en el tiempo y estar sujeta a revisión.</w:t>
+        <w:pStyle w:val="BodyText"/>
+      </w:pPr>
+      <w:r>
+        <w:t xml:space="preserve">&gt; La autoridad NO DEBE derivarse del carisma, la antigüedad, la propiedad o la influencia informal.</w:t>
+      </w:r>
+      <w:r>
+        <w:t xml:space="preserve"> </w:t>
+      </w:r>
+      <w:r>
+        <w:t xml:space="preserve">&gt; La autoridad temporal o de emergencia DEBE definirse explícitamente, estar acotada en el tiempo y estar sujeta a revisión.</w:t>
       </w:r>
     </w:p>
     <w:p>
@@ -845,6 +899,9 @@
       </w:r>
       <w:r>
         <w:t xml:space="preserve"> </w:t>
+      </w:r>
+      <w:r>
+        <w:t xml:space="preserve">&lt;AAAA-MM-DD&gt;</w:t>
       </w:r>
     </w:p>
     <w:p>

--- a/static/downloads/es/docx/layer-2/authority-registry.docx
+++ b/static/downloads/es/docx/layer-2/authority-registry.docx
@@ -87,7 +87,7 @@
         <w:t xml:space="preserve"> </w:t>
       </w:r>
       <w:r>
-        <w:t xml:space="preserve">2026-07-07</w:t>
+        <w:t xml:space="preserve">2026-08-31</w:t>
       </w:r>
     </w:p>
     <w:p>
